--- a/resources/day1/OQ_D1_S5_Spec_Review_Checklist.docx
+++ b/resources/day1/OQ_D1_S5_Spec_Review_Checklist.docx
@@ -43,6 +43,26 @@
       </w:r>
       <w:r>
         <w:t xml:space="preserve"> and send it to the author.</w:t>
+      </w:r>
+    </w:p>
+    <w:p>
+      <w:pPr>
+        <w:spacing w:after="120"/>
+      </w:pPr>
+      <w:r>
+        <w:t xml:space="preserve">What a good review looks like: </w:t>
+      </w:r>
+      <w:r>
+        <w:rPr>
+          <w:rFonts w:ascii="Consolas" w:cs="Consolas" w:eastAsia="Consolas" w:hAnsi="Consolas"/>
+          <w:color w:val="333399"/>
+          <w:sz w:val="18"/>
+          <w:szCs w:val="18"/>
+        </w:rPr>
+        <w:t xml:space="preserve">OQ_D1_S5_Example_Review_Brief1.pdf</w:t>
+      </w:r>
+      <w:r>
+        <w:t xml:space="preserve">, the checklist applied to the example spec.</w:t>
       </w:r>
     </w:p>
     <w:p>
